--- a/Java 8 Features.docx
+++ b/Java 8 Features.docx
@@ -152,7 +152,1671 @@
     <w:p>
       <w:pPr>
         <w:jc w:val="both"/>
-      </w:pPr>
+        <w:rPr>
+          <w:b/>
+          <w:bCs/>
+          <w:color w:val="EE0000"/>
+        </w:rPr>
+      </w:pPr>
+      <w:r>
+        <w:rPr>
+          <w:b/>
+          <w:bCs/>
+          <w:color w:val="EE0000"/>
+        </w:rPr>
+        <w:t>Lambda Expression</w:t>
+      </w:r>
+    </w:p>
+    <w:p>
+      <w:pPr>
+        <w:jc w:val="both"/>
+      </w:pPr>
+      <w:r>
+        <w:t>A Lambda Expression is a short way of writing an anonymous function (a function without a name) in Java.</w:t>
+      </w:r>
+    </w:p>
+    <w:p>
+      <w:pPr>
+        <w:jc w:val="both"/>
+      </w:pPr>
+      <w:r>
+        <w:t>Lambda expressions were introduced in Java 8 and are mainly used to provide the implementation of a Functional Interface.</w:t>
+      </w:r>
+    </w:p>
+    <w:p>
+      <w:pPr>
+        <w:jc w:val="center"/>
+      </w:pPr>
+      <w:r>
+        <w:rPr>
+          <w:noProof/>
+        </w:rPr>
+        <w:drawing>
+          <wp:inline distT="0" distB="0" distL="0" distR="0" wp14:anchorId="77A5BE8C" wp14:editId="1D56E0E4">
+            <wp:extent cx="4515787" cy="3321050"/>
+            <wp:effectExtent l="0" t="0" r="0" b="0"/>
+            <wp:docPr id="1955313782" name="Picture 1"/>
+            <wp:cNvGraphicFramePr>
+              <a:graphicFrameLocks xmlns:a="http://schemas.openxmlformats.org/drawingml/2006/main" noChangeAspect="1"/>
+            </wp:cNvGraphicFramePr>
+            <a:graphic xmlns:a="http://schemas.openxmlformats.org/drawingml/2006/main">
+              <a:graphicData uri="http://schemas.openxmlformats.org/drawingml/2006/picture">
+                <pic:pic xmlns:pic="http://schemas.openxmlformats.org/drawingml/2006/picture">
+                  <pic:nvPicPr>
+                    <pic:cNvPr id="1955313782" name=""/>
+                    <pic:cNvPicPr/>
+                  </pic:nvPicPr>
+                  <pic:blipFill>
+                    <a:blip r:embed="rId5"/>
+                    <a:stretch>
+                      <a:fillRect/>
+                    </a:stretch>
+                  </pic:blipFill>
+                  <pic:spPr>
+                    <a:xfrm>
+                      <a:off x="0" y="0"/>
+                      <a:ext cx="4519186" cy="3323550"/>
+                    </a:xfrm>
+                    <a:prstGeom prst="rect">
+                      <a:avLst/>
+                    </a:prstGeom>
+                  </pic:spPr>
+                </pic:pic>
+              </a:graphicData>
+            </a:graphic>
+          </wp:inline>
+        </w:drawing>
+      </w:r>
+    </w:p>
+    <w:p>
+      <w:pPr>
+        <w:jc w:val="both"/>
+      </w:pPr>
+    </w:p>
+    <w:p>
+      <w:pPr>
+        <w:jc w:val="both"/>
+        <w:rPr>
+          <w:b/>
+          <w:bCs/>
+        </w:rPr>
+      </w:pPr>
+      <w:r>
+        <w:rPr>
+          <w:b/>
+          <w:bCs/>
+        </w:rPr>
+        <w:t>Important Interview Points</w:t>
+      </w:r>
+    </w:p>
+    <w:p>
+      <w:pPr>
+        <w:numPr>
+          <w:ilvl w:val="0"/>
+          <w:numId w:val="3"/>
+        </w:numPr>
+        <w:jc w:val="both"/>
+      </w:pPr>
+      <w:r>
+        <w:rPr>
+          <w:b/>
+          <w:bCs/>
+        </w:rPr>
+        <w:t>Lambda expressions were introduced in Java 8.</w:t>
+      </w:r>
+      <w:r>
+        <w:t xml:space="preserve"> </w:t>
+      </w:r>
+    </w:p>
+    <w:p>
+      <w:pPr>
+        <w:numPr>
+          <w:ilvl w:val="0"/>
+          <w:numId w:val="3"/>
+        </w:numPr>
+        <w:jc w:val="both"/>
+      </w:pPr>
+      <w:r>
+        <w:t xml:space="preserve">They are used to write </w:t>
+      </w:r>
+      <w:r>
+        <w:rPr>
+          <w:b/>
+          <w:bCs/>
+        </w:rPr>
+        <w:t>concise and readable code</w:t>
+      </w:r>
+      <w:r>
+        <w:t xml:space="preserve">. </w:t>
+      </w:r>
+    </w:p>
+    <w:p>
+      <w:pPr>
+        <w:numPr>
+          <w:ilvl w:val="0"/>
+          <w:numId w:val="3"/>
+        </w:numPr>
+        <w:jc w:val="both"/>
+      </w:pPr>
+      <w:r>
+        <w:t xml:space="preserve">They are mainly used with </w:t>
+      </w:r>
+      <w:r>
+        <w:rPr>
+          <w:b/>
+          <w:bCs/>
+        </w:rPr>
+        <w:t>Functional Interfaces</w:t>
+      </w:r>
+      <w:r>
+        <w:t xml:space="preserve">. </w:t>
+      </w:r>
+    </w:p>
+    <w:p>
+      <w:pPr>
+        <w:numPr>
+          <w:ilvl w:val="0"/>
+          <w:numId w:val="3"/>
+        </w:numPr>
+        <w:jc w:val="both"/>
+      </w:pPr>
+      <w:r>
+        <w:lastRenderedPageBreak/>
+        <w:t xml:space="preserve">A functional interface must have </w:t>
+      </w:r>
+      <w:r>
+        <w:rPr>
+          <w:b/>
+          <w:bCs/>
+        </w:rPr>
+        <w:t>exactly one abstract method</w:t>
+      </w:r>
+      <w:r>
+        <w:t xml:space="preserve">. </w:t>
+      </w:r>
+    </w:p>
+    <w:p>
+      <w:pPr>
+        <w:numPr>
+          <w:ilvl w:val="0"/>
+          <w:numId w:val="3"/>
+        </w:numPr>
+        <w:jc w:val="both"/>
+      </w:pPr>
+      <w:r>
+        <w:t xml:space="preserve">Lambda expressions </w:t>
+      </w:r>
+      <w:r>
+        <w:rPr>
+          <w:b/>
+          <w:bCs/>
+        </w:rPr>
+        <w:t>do not have a method name</w:t>
+      </w:r>
+      <w:r>
+        <w:t xml:space="preserve">. </w:t>
+      </w:r>
+    </w:p>
+    <w:p>
+      <w:pPr>
+        <w:numPr>
+          <w:ilvl w:val="0"/>
+          <w:numId w:val="3"/>
+        </w:numPr>
+        <w:jc w:val="both"/>
+      </w:pPr>
+      <w:r>
+        <w:t xml:space="preserve">Lambda expressions are heavily used with the </w:t>
+      </w:r>
+      <w:r>
+        <w:rPr>
+          <w:b/>
+          <w:bCs/>
+        </w:rPr>
+        <w:t>Stream API</w:t>
+      </w:r>
+      <w:r>
+        <w:t xml:space="preserve"> and Collections.</w:t>
+      </w:r>
+    </w:p>
+    <w:p>
+      <w:pPr>
+        <w:jc w:val="both"/>
+      </w:pPr>
+    </w:p>
+    <w:p>
+      <w:pPr>
+        <w:jc w:val="both"/>
+        <w:rPr>
+          <w:b/>
+          <w:bCs/>
+          <w:color w:val="EE0000"/>
+        </w:rPr>
+      </w:pPr>
+      <w:r>
+        <w:rPr>
+          <w:b/>
+          <w:bCs/>
+          <w:color w:val="EE0000"/>
+        </w:rPr>
+        <w:t>Functional Interface in Java</w:t>
+      </w:r>
+    </w:p>
+    <w:p>
+      <w:pPr>
+        <w:jc w:val="both"/>
+        <w:rPr>
+          <w:b/>
+          <w:bCs/>
+          <w:color w:val="EE0000"/>
+        </w:rPr>
+      </w:pPr>
+    </w:p>
+    <w:p>
+      <w:pPr>
+        <w:jc w:val="both"/>
+      </w:pPr>
+      <w:r>
+        <w:t>A Functional Interface is an interface that contains exactly one abstract method.</w:t>
+      </w:r>
+    </w:p>
+    <w:p>
+      <w:pPr>
+        <w:jc w:val="both"/>
+      </w:pPr>
+      <w:r>
+        <w:t>It can have any number of default methods and static methods, but it must have only one abstract method.</w:t>
+      </w:r>
+    </w:p>
+    <w:p>
+      <w:pPr>
+        <w:jc w:val="both"/>
+      </w:pPr>
+      <w:r>
+        <w:t>Functional interfaces are mainly used with Lambda Expressions.</w:t>
+      </w:r>
+    </w:p>
+    <w:p>
+      <w:pPr>
+        <w:jc w:val="both"/>
+      </w:pPr>
+      <w:r>
+        <w:t>@FunctionalInterface is an annotation used to tell the compiler that an interface is intended to be a functional interface.</w:t>
+      </w:r>
+    </w:p>
+    <w:p>
+      <w:pPr>
+        <w:jc w:val="both"/>
+      </w:pPr>
+      <w:r>
+        <w:t xml:space="preserve">The main purpose of a </w:t>
+      </w:r>
+      <w:r>
+        <w:rPr>
+          <w:b/>
+          <w:bCs/>
+        </w:rPr>
+        <w:t>Functional Interface</w:t>
+      </w:r>
+      <w:r>
+        <w:t xml:space="preserve"> is to allow us to </w:t>
+      </w:r>
+      <w:r>
+        <w:rPr>
+          <w:b/>
+          <w:bCs/>
+        </w:rPr>
+        <w:t xml:space="preserve">pass </w:t>
+      </w:r>
+      <w:proofErr w:type="spellStart"/>
+      <w:r>
+        <w:rPr>
+          <w:b/>
+          <w:bCs/>
+        </w:rPr>
+        <w:t>behavior</w:t>
+      </w:r>
+      <w:proofErr w:type="spellEnd"/>
+      <w:r>
+        <w:rPr>
+          <w:b/>
+          <w:bCs/>
+        </w:rPr>
+        <w:t xml:space="preserve"> (functionality) as a value</w:t>
+      </w:r>
+      <w:r>
+        <w:t xml:space="preserve">, especially using </w:t>
+      </w:r>
+      <w:r>
+        <w:rPr>
+          <w:b/>
+          <w:bCs/>
+        </w:rPr>
+        <w:t>Lambda Expressions</w:t>
+      </w:r>
+      <w:r>
+        <w:t xml:space="preserve"> and </w:t>
+      </w:r>
+      <w:r>
+        <w:rPr>
+          <w:b/>
+          <w:bCs/>
+        </w:rPr>
+        <w:t>Method References</w:t>
+      </w:r>
+      <w:r>
+        <w:t>.</w:t>
+      </w:r>
+    </w:p>
+    <w:p>
+      <w:pPr>
+        <w:jc w:val="both"/>
+      </w:pPr>
+    </w:p>
+    <w:p>
+      <w:pPr>
+        <w:jc w:val="both"/>
+        <w:rPr>
+          <w:b/>
+          <w:bCs/>
+          <w:color w:val="EE0000"/>
+        </w:rPr>
+      </w:pPr>
+      <w:r>
+        <w:rPr>
+          <w:b/>
+          <w:bCs/>
+          <w:color w:val="EE0000"/>
+        </w:rPr>
+        <w:t>Built-in Functional Interfaces in Java</w:t>
+      </w:r>
+    </w:p>
+    <w:p>
+      <w:pPr>
+        <w:jc w:val="both"/>
+      </w:pPr>
+      <w:r>
+        <w:t xml:space="preserve">Java provides several </w:t>
+      </w:r>
+      <w:r>
+        <w:rPr>
+          <w:b/>
+          <w:bCs/>
+        </w:rPr>
+        <w:t>predefined Functional Interfaces</w:t>
+      </w:r>
+      <w:r>
+        <w:t xml:space="preserve"> mainly in the </w:t>
+      </w:r>
+      <w:proofErr w:type="spellStart"/>
+      <w:proofErr w:type="gramStart"/>
+      <w:r>
+        <w:t>java.util</w:t>
+      </w:r>
+      <w:proofErr w:type="gramEnd"/>
+      <w:r>
+        <w:t>.function</w:t>
+      </w:r>
+      <w:proofErr w:type="spellEnd"/>
+      <w:r>
+        <w:t xml:space="preserve"> package.</w:t>
+      </w:r>
+    </w:p>
+    <w:p>
+      <w:pPr>
+        <w:jc w:val="both"/>
+      </w:pPr>
+      <w:r>
+        <w:t xml:space="preserve">They were introduced with </w:t>
+      </w:r>
+      <w:r>
+        <w:rPr>
+          <w:b/>
+          <w:bCs/>
+        </w:rPr>
+        <w:t>Java 8</w:t>
+      </w:r>
+      <w:r>
+        <w:t xml:space="preserve"> to make it easier to work with </w:t>
+      </w:r>
+      <w:r>
+        <w:rPr>
+          <w:b/>
+          <w:bCs/>
+        </w:rPr>
+        <w:t>Lambda Expressions, Method References, and Stream API</w:t>
+      </w:r>
+      <w:r>
+        <w:t>.</w:t>
+      </w:r>
+    </w:p>
+    <w:p>
+      <w:pPr>
+        <w:jc w:val="both"/>
+      </w:pPr>
+      <w:r>
+        <w:t>The most important built-in functional interfaces are:</w:t>
+      </w:r>
+    </w:p>
+    <w:p>
+      <w:pPr>
+        <w:pStyle w:val="ListParagraph"/>
+        <w:numPr>
+          <w:ilvl w:val="0"/>
+          <w:numId w:val="4"/>
+        </w:numPr>
+        <w:jc w:val="both"/>
+      </w:pPr>
+      <w:r>
+        <w:t xml:space="preserve">Predicate </w:t>
+      </w:r>
+    </w:p>
+    <w:p>
+      <w:pPr>
+        <w:pStyle w:val="ListParagraph"/>
+        <w:numPr>
+          <w:ilvl w:val="0"/>
+          <w:numId w:val="4"/>
+        </w:numPr>
+        <w:jc w:val="both"/>
+      </w:pPr>
+      <w:r>
+        <w:t xml:space="preserve">Function </w:t>
+      </w:r>
+    </w:p>
+    <w:p>
+      <w:pPr>
+        <w:pStyle w:val="ListParagraph"/>
+        <w:numPr>
+          <w:ilvl w:val="0"/>
+          <w:numId w:val="4"/>
+        </w:numPr>
+        <w:jc w:val="both"/>
+      </w:pPr>
+      <w:r>
+        <w:t xml:space="preserve">Consumer </w:t>
+      </w:r>
+    </w:p>
+    <w:p>
+      <w:pPr>
+        <w:pStyle w:val="ListParagraph"/>
+        <w:numPr>
+          <w:ilvl w:val="0"/>
+          <w:numId w:val="4"/>
+        </w:numPr>
+        <w:jc w:val="both"/>
+      </w:pPr>
+      <w:r>
+        <w:t>Supplier</w:t>
+      </w:r>
+    </w:p>
+    <w:p>
+      <w:pPr>
+        <w:jc w:val="both"/>
+        <w:rPr>
+          <w:b/>
+          <w:bCs/>
+        </w:rPr>
+      </w:pPr>
+    </w:p>
+    <w:p>
+      <w:pPr>
+        <w:jc w:val="both"/>
+        <w:rPr>
+          <w:b/>
+          <w:bCs/>
+        </w:rPr>
+      </w:pPr>
+      <w:r>
+        <w:rPr>
+          <w:b/>
+          <w:bCs/>
+        </w:rPr>
+        <w:t xml:space="preserve">Predicate </w:t>
+      </w:r>
+    </w:p>
+    <w:p>
+      <w:pPr>
+        <w:jc w:val="both"/>
+      </w:pPr>
+      <w:r>
+        <w:t xml:space="preserve">Predicate&lt;T&gt; is a </w:t>
+      </w:r>
+      <w:r>
+        <w:rPr>
+          <w:b/>
+          <w:bCs/>
+        </w:rPr>
+        <w:t>built-in functional interface</w:t>
+      </w:r>
+      <w:r>
+        <w:t xml:space="preserve"> provided by Java in the </w:t>
+      </w:r>
+      <w:proofErr w:type="spellStart"/>
+      <w:proofErr w:type="gramStart"/>
+      <w:r>
+        <w:t>java.util</w:t>
+      </w:r>
+      <w:proofErr w:type="gramEnd"/>
+      <w:r>
+        <w:t>.function</w:t>
+      </w:r>
+      <w:proofErr w:type="spellEnd"/>
+      <w:r>
+        <w:t xml:space="preserve"> package.</w:t>
+      </w:r>
+    </w:p>
+    <w:p>
+      <w:pPr>
+        <w:jc w:val="both"/>
+      </w:pPr>
+      <w:r>
+        <w:t xml:space="preserve">It is mainly used when we want to </w:t>
+      </w:r>
+      <w:r>
+        <w:rPr>
+          <w:b/>
+          <w:bCs/>
+        </w:rPr>
+        <w:t>test/check a condition</w:t>
+      </w:r>
+      <w:r>
+        <w:t xml:space="preserve"> and get the result as either </w:t>
+      </w:r>
+      <w:r>
+        <w:rPr>
+          <w:b/>
+          <w:bCs/>
+        </w:rPr>
+        <w:t>true or false</w:t>
+      </w:r>
+      <w:r>
+        <w:t>.</w:t>
+      </w:r>
+    </w:p>
+    <w:p>
+      <w:pPr>
+        <w:jc w:val="both"/>
+      </w:pPr>
+      <w:r>
+        <w:t xml:space="preserve">Predicate&lt;T&gt; represents a condition that takes one argument of type T and returns a </w:t>
+      </w:r>
+      <w:proofErr w:type="spellStart"/>
+      <w:r>
+        <w:t>boolean</w:t>
+      </w:r>
+      <w:proofErr w:type="spellEnd"/>
+      <w:r>
+        <w:t xml:space="preserve"> result.</w:t>
+      </w:r>
+    </w:p>
+    <w:p>
+      <w:pPr>
+        <w:jc w:val="both"/>
+      </w:pPr>
+    </w:p>
+    <w:p>
+      <w:pPr>
+        <w:jc w:val="center"/>
+      </w:pPr>
+      <w:r>
+        <w:drawing>
+          <wp:inline distT="0" distB="0" distL="0" distR="0" wp14:anchorId="15D495FA" wp14:editId="19306A35">
+            <wp:extent cx="4533900" cy="2635148"/>
+            <wp:effectExtent l="0" t="0" r="0" b="0"/>
+            <wp:docPr id="565518902" name="Picture 1"/>
+            <wp:cNvGraphicFramePr>
+              <a:graphicFrameLocks xmlns:a="http://schemas.openxmlformats.org/drawingml/2006/main" noChangeAspect="1"/>
+            </wp:cNvGraphicFramePr>
+            <a:graphic xmlns:a="http://schemas.openxmlformats.org/drawingml/2006/main">
+              <a:graphicData uri="http://schemas.openxmlformats.org/drawingml/2006/picture">
+                <pic:pic xmlns:pic="http://schemas.openxmlformats.org/drawingml/2006/picture">
+                  <pic:nvPicPr>
+                    <pic:cNvPr id="565518902" name=""/>
+                    <pic:cNvPicPr/>
+                  </pic:nvPicPr>
+                  <pic:blipFill>
+                    <a:blip r:embed="rId6"/>
+                    <a:stretch>
+                      <a:fillRect/>
+                    </a:stretch>
+                  </pic:blipFill>
+                  <pic:spPr>
+                    <a:xfrm>
+                      <a:off x="0" y="0"/>
+                      <a:ext cx="4553570" cy="2646580"/>
+                    </a:xfrm>
+                    <a:prstGeom prst="rect">
+                      <a:avLst/>
+                    </a:prstGeom>
+                  </pic:spPr>
+                </pic:pic>
+              </a:graphicData>
+            </a:graphic>
+          </wp:inline>
+        </w:drawing>
+      </w:r>
+    </w:p>
+    <w:p>
+      <w:pPr>
+        <w:jc w:val="both"/>
+      </w:pPr>
+    </w:p>
+    <w:p>
+      <w:pPr>
+        <w:jc w:val="both"/>
+      </w:pPr>
+    </w:p>
+    <w:p>
+      <w:pPr>
+        <w:jc w:val="both"/>
+        <w:rPr>
+          <w:b/>
+          <w:bCs/>
+        </w:rPr>
+      </w:pPr>
+      <w:r>
+        <w:rPr>
+          <w:b/>
+          <w:bCs/>
+        </w:rPr>
+        <w:t xml:space="preserve">Consumer </w:t>
+      </w:r>
+    </w:p>
+    <w:p>
+      <w:pPr>
+        <w:jc w:val="both"/>
+        <w:rPr>
+          <w:b/>
+          <w:bCs/>
+        </w:rPr>
+      </w:pPr>
+    </w:p>
+    <w:p>
+      <w:pPr>
+        <w:jc w:val="both"/>
+      </w:pPr>
+      <w:r>
+        <w:t xml:space="preserve">Consumer&lt;T&gt; is a </w:t>
+      </w:r>
+      <w:r>
+        <w:rPr>
+          <w:b/>
+          <w:bCs/>
+        </w:rPr>
+        <w:t>built-in functional interface</w:t>
+      </w:r>
+      <w:r>
+        <w:t xml:space="preserve"> available in the </w:t>
+      </w:r>
+      <w:proofErr w:type="spellStart"/>
+      <w:proofErr w:type="gramStart"/>
+      <w:r>
+        <w:t>java.util</w:t>
+      </w:r>
+      <w:proofErr w:type="gramEnd"/>
+      <w:r>
+        <w:t>.function</w:t>
+      </w:r>
+      <w:proofErr w:type="spellEnd"/>
+      <w:r>
+        <w:t xml:space="preserve"> package since </w:t>
+      </w:r>
+      <w:r>
+        <w:rPr>
+          <w:b/>
+          <w:bCs/>
+        </w:rPr>
+        <w:t>Java 8</w:t>
+      </w:r>
+      <w:r>
+        <w:t>.</w:t>
+      </w:r>
+    </w:p>
+    <w:p>
+      <w:pPr>
+        <w:jc w:val="both"/>
+      </w:pPr>
+      <w:r>
+        <w:t xml:space="preserve">It is used when you want to </w:t>
+      </w:r>
+      <w:r>
+        <w:rPr>
+          <w:b/>
+          <w:bCs/>
+        </w:rPr>
+        <w:t>perform some operation/action on an input value, but do not want to return any result</w:t>
+      </w:r>
+      <w:r>
+        <w:t>.</w:t>
+      </w:r>
+    </w:p>
+    <w:p>
+      <w:pPr>
+        <w:jc w:val="both"/>
+      </w:pPr>
+      <w:r>
+        <w:drawing>
+          <wp:inline distT="0" distB="0" distL="0" distR="0" wp14:anchorId="485F427E" wp14:editId="484DE657">
+            <wp:extent cx="2559050" cy="2768236"/>
+            <wp:effectExtent l="0" t="0" r="0" b="0"/>
+            <wp:docPr id="694185800" name="Picture 1"/>
+            <wp:cNvGraphicFramePr>
+              <a:graphicFrameLocks xmlns:a="http://schemas.openxmlformats.org/drawingml/2006/main" noChangeAspect="1"/>
+            </wp:cNvGraphicFramePr>
+            <a:graphic xmlns:a="http://schemas.openxmlformats.org/drawingml/2006/main">
+              <a:graphicData uri="http://schemas.openxmlformats.org/drawingml/2006/picture">
+                <pic:pic xmlns:pic="http://schemas.openxmlformats.org/drawingml/2006/picture">
+                  <pic:nvPicPr>
+                    <pic:cNvPr id="694185800" name=""/>
+                    <pic:cNvPicPr/>
+                  </pic:nvPicPr>
+                  <pic:blipFill>
+                    <a:blip r:embed="rId7"/>
+                    <a:stretch>
+                      <a:fillRect/>
+                    </a:stretch>
+                  </pic:blipFill>
+                  <pic:spPr>
+                    <a:xfrm>
+                      <a:off x="0" y="0"/>
+                      <a:ext cx="2564630" cy="2774272"/>
+                    </a:xfrm>
+                    <a:prstGeom prst="rect">
+                      <a:avLst/>
+                    </a:prstGeom>
+                  </pic:spPr>
+                </pic:pic>
+              </a:graphicData>
+            </a:graphic>
+          </wp:inline>
+        </w:drawing>
+      </w:r>
+    </w:p>
+    <w:p>
+      <w:pPr>
+        <w:jc w:val="both"/>
+      </w:pPr>
+      <w:r>
+        <w:drawing>
+          <wp:inline distT="0" distB="0" distL="0" distR="0" wp14:anchorId="6E02D5E6" wp14:editId="16CEFD61">
+            <wp:extent cx="2901950" cy="2790337"/>
+            <wp:effectExtent l="0" t="0" r="0" b="0"/>
+            <wp:docPr id="1930308090" name="Picture 1"/>
+            <wp:cNvGraphicFramePr>
+              <a:graphicFrameLocks xmlns:a="http://schemas.openxmlformats.org/drawingml/2006/main" noChangeAspect="1"/>
+            </wp:cNvGraphicFramePr>
+            <a:graphic xmlns:a="http://schemas.openxmlformats.org/drawingml/2006/main">
+              <a:graphicData uri="http://schemas.openxmlformats.org/drawingml/2006/picture">
+                <pic:pic xmlns:pic="http://schemas.openxmlformats.org/drawingml/2006/picture">
+                  <pic:nvPicPr>
+                    <pic:cNvPr id="1930308090" name=""/>
+                    <pic:cNvPicPr/>
+                  </pic:nvPicPr>
+                  <pic:blipFill>
+                    <a:blip r:embed="rId8"/>
+                    <a:stretch>
+                      <a:fillRect/>
+                    </a:stretch>
+                  </pic:blipFill>
+                  <pic:spPr>
+                    <a:xfrm>
+                      <a:off x="0" y="0"/>
+                      <a:ext cx="2907903" cy="2796061"/>
+                    </a:xfrm>
+                    <a:prstGeom prst="rect">
+                      <a:avLst/>
+                    </a:prstGeom>
+                  </pic:spPr>
+                </pic:pic>
+              </a:graphicData>
+            </a:graphic>
+          </wp:inline>
+        </w:drawing>
+      </w:r>
+    </w:p>
+    <w:p>
+      <w:pPr>
+        <w:jc w:val="both"/>
+      </w:pPr>
+    </w:p>
+    <w:p>
+      <w:pPr>
+        <w:jc w:val="both"/>
+      </w:pPr>
+      <w:r>
+        <w:rPr>
+          <w:noProof/>
+        </w:rPr>
+        <mc:AlternateContent>
+          <mc:Choice Requires="wps">
+            <w:drawing>
+              <wp:anchor distT="0" distB="0" distL="114300" distR="114300" simplePos="0" relativeHeight="251659264" behindDoc="0" locked="0" layoutInCell="1" allowOverlap="1" wp14:anchorId="27CCFA84" wp14:editId="00AF28EE">
+                <wp:simplePos x="0" y="0"/>
+                <wp:positionH relativeFrom="column">
+                  <wp:posOffset>-44450</wp:posOffset>
+                </wp:positionH>
+                <wp:positionV relativeFrom="paragraph">
+                  <wp:posOffset>127635</wp:posOffset>
+                </wp:positionV>
+                <wp:extent cx="6267450" cy="0"/>
+                <wp:effectExtent l="0" t="0" r="0" b="0"/>
+                <wp:wrapNone/>
+                <wp:docPr id="1729999563" name="Straight Connector 1"/>
+                <wp:cNvGraphicFramePr/>
+                <a:graphic xmlns:a="http://schemas.openxmlformats.org/drawingml/2006/main">
+                  <a:graphicData uri="http://schemas.microsoft.com/office/word/2010/wordprocessingShape">
+                    <wps:wsp>
+                      <wps:cNvCnPr/>
+                      <wps:spPr>
+                        <a:xfrm flipV="1">
+                          <a:off x="0" y="0"/>
+                          <a:ext cx="6267450" cy="0"/>
+                        </a:xfrm>
+                        <a:prstGeom prst="line">
+                          <a:avLst/>
+                        </a:prstGeom>
+                        <a:ln w="9525"/>
+                      </wps:spPr>
+                      <wps:style>
+                        <a:lnRef idx="1">
+                          <a:schemeClr val="dk1"/>
+                        </a:lnRef>
+                        <a:fillRef idx="0">
+                          <a:schemeClr val="dk1"/>
+                        </a:fillRef>
+                        <a:effectRef idx="0">
+                          <a:schemeClr val="dk1"/>
+                        </a:effectRef>
+                        <a:fontRef idx="minor">
+                          <a:schemeClr val="tx1"/>
+                        </a:fontRef>
+                      </wps:style>
+                      <wps:bodyPr/>
+                    </wps:wsp>
+                  </a:graphicData>
+                </a:graphic>
+                <wp14:sizeRelV relativeFrom="margin">
+                  <wp14:pctHeight>0</wp14:pctHeight>
+                </wp14:sizeRelV>
+              </wp:anchor>
+            </w:drawing>
+          </mc:Choice>
+          <mc:Fallback>
+            <w:pict>
+              <v:line w14:anchorId="1C931984" id="Straight Connector 1" o:spid="_x0000_s1026" style="position:absolute;flip:y;z-index:251659264;visibility:visible;mso-wrap-style:square;mso-height-percent:0;mso-wrap-distance-left:9pt;mso-wrap-distance-top:0;mso-wrap-distance-right:9pt;mso-wrap-distance-bottom:0;mso-position-horizontal:absolute;mso-position-horizontal-relative:text;mso-position-vertical:absolute;mso-position-vertical-relative:text;mso-height-percent:0;mso-height-relative:margin" from="-3.5pt,10.05pt" to="490pt,10.05pt" o:gfxdata="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" strokecolor="black [3200]">
+                <v:stroke joinstyle="miter"/>
+              </v:line>
+            </w:pict>
+          </mc:Fallback>
+        </mc:AlternateContent>
+      </w:r>
+    </w:p>
+    <w:p>
+      <w:pPr>
+        <w:jc w:val="both"/>
+      </w:pPr>
+      <w:r>
+        <w:drawing>
+          <wp:inline distT="0" distB="0" distL="0" distR="0" wp14:anchorId="0DA0DD4D" wp14:editId="1809F339">
+            <wp:extent cx="5731510" cy="2623185"/>
+            <wp:effectExtent l="0" t="0" r="2540" b="5715"/>
+            <wp:docPr id="444161607" name="Picture 1"/>
+            <wp:cNvGraphicFramePr>
+              <a:graphicFrameLocks xmlns:a="http://schemas.openxmlformats.org/drawingml/2006/main" noChangeAspect="1"/>
+            </wp:cNvGraphicFramePr>
+            <a:graphic xmlns:a="http://schemas.openxmlformats.org/drawingml/2006/main">
+              <a:graphicData uri="http://schemas.openxmlformats.org/drawingml/2006/picture">
+                <pic:pic xmlns:pic="http://schemas.openxmlformats.org/drawingml/2006/picture">
+                  <pic:nvPicPr>
+                    <pic:cNvPr id="444161607" name=""/>
+                    <pic:cNvPicPr/>
+                  </pic:nvPicPr>
+                  <pic:blipFill>
+                    <a:blip r:embed="rId9"/>
+                    <a:stretch>
+                      <a:fillRect/>
+                    </a:stretch>
+                  </pic:blipFill>
+                  <pic:spPr>
+                    <a:xfrm>
+                      <a:off x="0" y="0"/>
+                      <a:ext cx="5731510" cy="2623185"/>
+                    </a:xfrm>
+                    <a:prstGeom prst="rect">
+                      <a:avLst/>
+                    </a:prstGeom>
+                  </pic:spPr>
+                </pic:pic>
+              </a:graphicData>
+            </a:graphic>
+          </wp:inline>
+        </w:drawing>
+      </w:r>
+    </w:p>
+    <w:p>
+      <w:pPr>
+        <w:jc w:val="both"/>
+      </w:pPr>
+      <w:r>
+        <w:rPr>
+          <w:noProof/>
+        </w:rPr>
+        <mc:AlternateContent>
+          <mc:Choice Requires="wps">
+            <w:drawing>
+              <wp:anchor distT="0" distB="0" distL="114300" distR="114300" simplePos="0" relativeHeight="251661312" behindDoc="0" locked="0" layoutInCell="1" allowOverlap="1" wp14:anchorId="588C0709" wp14:editId="1024DEBD">
+                <wp:simplePos x="0" y="0"/>
+                <wp:positionH relativeFrom="column">
+                  <wp:posOffset>-38100</wp:posOffset>
+                </wp:positionH>
+                <wp:positionV relativeFrom="paragraph">
+                  <wp:posOffset>285115</wp:posOffset>
+                </wp:positionV>
+                <wp:extent cx="6267450" cy="0"/>
+                <wp:effectExtent l="0" t="0" r="0" b="0"/>
+                <wp:wrapNone/>
+                <wp:docPr id="633715361" name="Straight Connector 1"/>
+                <wp:cNvGraphicFramePr/>
+                <a:graphic xmlns:a="http://schemas.openxmlformats.org/drawingml/2006/main">
+                  <a:graphicData uri="http://schemas.microsoft.com/office/word/2010/wordprocessingShape">
+                    <wps:wsp>
+                      <wps:cNvCnPr/>
+                      <wps:spPr>
+                        <a:xfrm flipV="1">
+                          <a:off x="0" y="0"/>
+                          <a:ext cx="6267450" cy="0"/>
+                        </a:xfrm>
+                        <a:prstGeom prst="line">
+                          <a:avLst/>
+                        </a:prstGeom>
+                        <a:ln w="9525"/>
+                      </wps:spPr>
+                      <wps:style>
+                        <a:lnRef idx="1">
+                          <a:schemeClr val="dk1"/>
+                        </a:lnRef>
+                        <a:fillRef idx="0">
+                          <a:schemeClr val="dk1"/>
+                        </a:fillRef>
+                        <a:effectRef idx="0">
+                          <a:schemeClr val="dk1"/>
+                        </a:effectRef>
+                        <a:fontRef idx="minor">
+                          <a:schemeClr val="tx1"/>
+                        </a:fontRef>
+                      </wps:style>
+                      <wps:bodyPr/>
+                    </wps:wsp>
+                  </a:graphicData>
+                </a:graphic>
+                <wp14:sizeRelV relativeFrom="margin">
+                  <wp14:pctHeight>0</wp14:pctHeight>
+                </wp14:sizeRelV>
+              </wp:anchor>
+            </w:drawing>
+          </mc:Choice>
+          <mc:Fallback>
+            <w:pict>
+              <v:line w14:anchorId="5A2A4835" id="Straight Connector 1" o:spid="_x0000_s1026" style="position:absolute;flip:y;z-index:251661312;visibility:visible;mso-wrap-style:square;mso-height-percent:0;mso-wrap-distance-left:9pt;mso-wrap-distance-top:0;mso-wrap-distance-right:9pt;mso-wrap-distance-bottom:0;mso-position-horizontal:absolute;mso-position-horizontal-relative:text;mso-position-vertical:absolute;mso-position-vertical-relative:text;mso-height-percent:0;mso-height-relative:margin" from="-3pt,22.45pt" to="490.5pt,22.45pt" o:gfxdata="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" strokecolor="black [3200]">
+                <v:stroke joinstyle="miter"/>
+              </v:line>
+            </w:pict>
+          </mc:Fallback>
+        </mc:AlternateContent>
+      </w:r>
+    </w:p>
+    <w:p>
+      <w:pPr>
+        <w:jc w:val="both"/>
+      </w:pPr>
+    </w:p>
+    <w:p>
+      <w:pPr>
+        <w:jc w:val="both"/>
+        <w:rPr>
+          <w:b/>
+          <w:bCs/>
+        </w:rPr>
+      </w:pPr>
+      <w:r>
+        <w:rPr>
+          <w:b/>
+          <w:bCs/>
+        </w:rPr>
+        <w:t>Supplier</w:t>
+      </w:r>
+    </w:p>
+    <w:p>
+      <w:pPr>
+        <w:jc w:val="both"/>
+      </w:pPr>
+      <w:r>
+        <w:t xml:space="preserve">Supplier&lt;T&gt; is a </w:t>
+      </w:r>
+      <w:r>
+        <w:rPr>
+          <w:b/>
+          <w:bCs/>
+        </w:rPr>
+        <w:t>built-in functional interface</w:t>
+      </w:r>
+      <w:r>
+        <w:t xml:space="preserve"> available in the </w:t>
+      </w:r>
+      <w:proofErr w:type="spellStart"/>
+      <w:proofErr w:type="gramStart"/>
+      <w:r>
+        <w:t>java.util</w:t>
+      </w:r>
+      <w:proofErr w:type="gramEnd"/>
+      <w:r>
+        <w:t>.function</w:t>
+      </w:r>
+      <w:proofErr w:type="spellEnd"/>
+      <w:r>
+        <w:t xml:space="preserve"> package. It was introduced in </w:t>
+      </w:r>
+      <w:r>
+        <w:rPr>
+          <w:b/>
+          <w:bCs/>
+        </w:rPr>
+        <w:t>Java 8</w:t>
+      </w:r>
+      <w:r>
+        <w:t>.</w:t>
+      </w:r>
+    </w:p>
+    <w:p>
+      <w:pPr>
+        <w:jc w:val="both"/>
+      </w:pPr>
+      <w:r>
+        <w:t xml:space="preserve">It is used when you want to </w:t>
+      </w:r>
+      <w:r>
+        <w:rPr>
+          <w:b/>
+          <w:bCs/>
+        </w:rPr>
+        <w:t>supply or generate a value without taking any input</w:t>
+      </w:r>
+      <w:r>
+        <w:t>.</w:t>
+      </w:r>
+    </w:p>
+    <w:p>
+      <w:pPr>
+        <w:jc w:val="both"/>
+        <w:rPr>
+          <w:b/>
+          <w:bCs/>
+          <w:u w:val="single"/>
+        </w:rPr>
+      </w:pPr>
+      <w:r>
+        <w:rPr>
+          <w:b/>
+          <w:bCs/>
+          <w:u w:val="single"/>
+        </w:rPr>
+        <w:t>Supplier with Random Number</w:t>
+      </w:r>
+    </w:p>
+    <w:p>
+      <w:pPr>
+        <w:jc w:val="both"/>
+      </w:pPr>
+      <w:r>
+        <w:t xml:space="preserve">A Supplier can generate a value whenever we call </w:t>
+      </w:r>
+      <w:proofErr w:type="gramStart"/>
+      <w:r>
+        <w:t>get(</w:t>
+      </w:r>
+      <w:proofErr w:type="gramEnd"/>
+      <w:r>
+        <w:t>).</w:t>
+      </w:r>
+    </w:p>
+    <w:p>
+      <w:pPr>
+        <w:jc w:val="both"/>
+      </w:pPr>
+      <w:r>
+        <w:drawing>
+          <wp:inline distT="0" distB="0" distL="0" distR="0" wp14:anchorId="4DD367E5" wp14:editId="598DE0E3">
+            <wp:extent cx="4610100" cy="998063"/>
+            <wp:effectExtent l="0" t="0" r="0" b="0"/>
+            <wp:docPr id="204035653" name="Picture 1"/>
+            <wp:cNvGraphicFramePr>
+              <a:graphicFrameLocks xmlns:a="http://schemas.openxmlformats.org/drawingml/2006/main" noChangeAspect="1"/>
+            </wp:cNvGraphicFramePr>
+            <a:graphic xmlns:a="http://schemas.openxmlformats.org/drawingml/2006/main">
+              <a:graphicData uri="http://schemas.openxmlformats.org/drawingml/2006/picture">
+                <pic:pic xmlns:pic="http://schemas.openxmlformats.org/drawingml/2006/picture">
+                  <pic:nvPicPr>
+                    <pic:cNvPr id="204035653" name=""/>
+                    <pic:cNvPicPr/>
+                  </pic:nvPicPr>
+                  <pic:blipFill>
+                    <a:blip r:embed="rId10"/>
+                    <a:stretch>
+                      <a:fillRect/>
+                    </a:stretch>
+                  </pic:blipFill>
+                  <pic:spPr>
+                    <a:xfrm>
+                      <a:off x="0" y="0"/>
+                      <a:ext cx="4691591" cy="1015705"/>
+                    </a:xfrm>
+                    <a:prstGeom prst="rect">
+                      <a:avLst/>
+                    </a:prstGeom>
+                  </pic:spPr>
+                </pic:pic>
+              </a:graphicData>
+            </a:graphic>
+          </wp:inline>
+        </w:drawing>
+      </w:r>
+    </w:p>
+    <w:p>
+      <w:pPr>
+        <w:jc w:val="both"/>
+      </w:pPr>
+    </w:p>
+    <w:p>
+      <w:pPr>
+        <w:jc w:val="both"/>
+        <w:rPr>
+          <w:b/>
+          <w:bCs/>
+        </w:rPr>
+      </w:pPr>
+      <w:r>
+        <w:rPr>
+          <w:b/>
+          <w:bCs/>
+        </w:rPr>
+        <w:t>Real Example: Generate OTP</w:t>
+      </w:r>
+    </w:p>
+    <w:p>
+      <w:pPr>
+        <w:jc w:val="both"/>
+      </w:pPr>
+      <w:r>
+        <w:drawing>
+          <wp:inline distT="0" distB="0" distL="0" distR="0" wp14:anchorId="681CDAF7" wp14:editId="7DA9324C">
+            <wp:extent cx="5731510" cy="3642360"/>
+            <wp:effectExtent l="0" t="0" r="2540" b="0"/>
+            <wp:docPr id="1224641753" name="Picture 1"/>
+            <wp:cNvGraphicFramePr>
+              <a:graphicFrameLocks xmlns:a="http://schemas.openxmlformats.org/drawingml/2006/main" noChangeAspect="1"/>
+            </wp:cNvGraphicFramePr>
+            <a:graphic xmlns:a="http://schemas.openxmlformats.org/drawingml/2006/main">
+              <a:graphicData uri="http://schemas.openxmlformats.org/drawingml/2006/picture">
+                <pic:pic xmlns:pic="http://schemas.openxmlformats.org/drawingml/2006/picture">
+                  <pic:nvPicPr>
+                    <pic:cNvPr id="1224641753" name=""/>
+                    <pic:cNvPicPr/>
+                  </pic:nvPicPr>
+                  <pic:blipFill>
+                    <a:blip r:embed="rId11"/>
+                    <a:stretch>
+                      <a:fillRect/>
+                    </a:stretch>
+                  </pic:blipFill>
+                  <pic:spPr>
+                    <a:xfrm>
+                      <a:off x="0" y="0"/>
+                      <a:ext cx="5731510" cy="3642360"/>
+                    </a:xfrm>
+                    <a:prstGeom prst="rect">
+                      <a:avLst/>
+                    </a:prstGeom>
+                  </pic:spPr>
+                </pic:pic>
+              </a:graphicData>
+            </a:graphic>
+          </wp:inline>
+        </w:drawing>
+      </w:r>
+    </w:p>
+    <w:p>
+      <w:pPr>
+        <w:jc w:val="both"/>
+      </w:pPr>
+      <w:r>
+        <w:drawing>
+          <wp:inline distT="0" distB="0" distL="0" distR="0" wp14:anchorId="5F7DA88F" wp14:editId="72B8624B">
+            <wp:extent cx="5159187" cy="2743438"/>
+            <wp:effectExtent l="0" t="0" r="3810" b="0"/>
+            <wp:docPr id="1323236011" name="Picture 1"/>
+            <wp:cNvGraphicFramePr>
+              <a:graphicFrameLocks xmlns:a="http://schemas.openxmlformats.org/drawingml/2006/main" noChangeAspect="1"/>
+            </wp:cNvGraphicFramePr>
+            <a:graphic xmlns:a="http://schemas.openxmlformats.org/drawingml/2006/main">
+              <a:graphicData uri="http://schemas.openxmlformats.org/drawingml/2006/picture">
+                <pic:pic xmlns:pic="http://schemas.openxmlformats.org/drawingml/2006/picture">
+                  <pic:nvPicPr>
+                    <pic:cNvPr id="1323236011" name=""/>
+                    <pic:cNvPicPr/>
+                  </pic:nvPicPr>
+                  <pic:blipFill>
+                    <a:blip r:embed="rId12"/>
+                    <a:stretch>
+                      <a:fillRect/>
+                    </a:stretch>
+                  </pic:blipFill>
+                  <pic:spPr>
+                    <a:xfrm>
+                      <a:off x="0" y="0"/>
+                      <a:ext cx="5159187" cy="2743438"/>
+                    </a:xfrm>
+                    <a:prstGeom prst="rect">
+                      <a:avLst/>
+                    </a:prstGeom>
+                  </pic:spPr>
+                </pic:pic>
+              </a:graphicData>
+            </a:graphic>
+          </wp:inline>
+        </w:drawing>
+      </w:r>
+    </w:p>
+    <w:p>
+      <w:r>
+        <w:rPr>
+          <w:noProof/>
+        </w:rPr>
+        <w:drawing>
+          <wp:inline distT="0" distB="0" distL="0" distR="0" wp14:anchorId="3B32BAA1" wp14:editId="667DB8EC">
+            <wp:extent cx="5731510" cy="8255"/>
+            <wp:effectExtent l="0" t="0" r="0" b="0"/>
+            <wp:docPr id="1861701803" name="Picture 1"/>
+            <wp:cNvGraphicFramePr>
+              <a:graphicFrameLocks xmlns:a="http://schemas.openxmlformats.org/drawingml/2006/main" noChangeAspect="1"/>
+            </wp:cNvGraphicFramePr>
+            <a:graphic xmlns:a="http://schemas.openxmlformats.org/drawingml/2006/main">
+              <a:graphicData uri="http://schemas.openxmlformats.org/drawingml/2006/picture">
+                <pic:pic xmlns:pic="http://schemas.openxmlformats.org/drawingml/2006/picture">
+                  <pic:nvPicPr>
+                    <pic:cNvPr id="1861701803" name=""/>
+                    <pic:cNvPicPr/>
+                  </pic:nvPicPr>
+                  <pic:blipFill>
+                    <a:blip r:embed="rId13"/>
+                    <a:stretch>
+                      <a:fillRect/>
+                    </a:stretch>
+                  </pic:blipFill>
+                  <pic:spPr>
+                    <a:xfrm>
+                      <a:off x="0" y="0"/>
+                      <a:ext cx="5731510" cy="8255"/>
+                    </a:xfrm>
+                    <a:prstGeom prst="rect">
+                      <a:avLst/>
+                    </a:prstGeom>
+                  </pic:spPr>
+                </pic:pic>
+              </a:graphicData>
+            </a:graphic>
+          </wp:inline>
+        </w:drawing>
+      </w:r>
+      <w:r>
+        <w:br w:type="page"/>
+      </w:r>
+    </w:p>
+    <w:p>
+      <w:pPr>
+        <w:jc w:val="both"/>
+        <w:rPr>
+          <w:b/>
+          <w:bCs/>
+          <w:sz w:val="28"/>
+          <w:szCs w:val="28"/>
+          <w:u w:val="single"/>
+        </w:rPr>
+      </w:pPr>
+      <w:r>
+        <w:rPr>
+          <w:b/>
+          <w:bCs/>
+          <w:sz w:val="28"/>
+          <w:szCs w:val="28"/>
+          <w:u w:val="single"/>
+        </w:rPr>
+        <w:t>Stream</w:t>
+      </w:r>
+    </w:p>
+    <w:p>
+      <w:pPr>
+        <w:pStyle w:val="ListParagraph"/>
+        <w:numPr>
+          <w:ilvl w:val="0"/>
+          <w:numId w:val="5"/>
+        </w:numPr>
+        <w:jc w:val="both"/>
+      </w:pPr>
+      <w:r>
+        <w:rPr>
+          <w:b/>
+          <w:bCs/>
+        </w:rPr>
+        <w:t>Stream in Java 8</w:t>
+      </w:r>
+      <w:r>
+        <w:t xml:space="preserve"> is a feature introduced as part of the </w:t>
+      </w:r>
+      <w:r>
+        <w:rPr>
+          <w:b/>
+          <w:bCs/>
+        </w:rPr>
+        <w:t>Stream API</w:t>
+      </w:r>
+      <w:r>
+        <w:t xml:space="preserve"> to process collections of data in a simple, readable, and functional-style manner. </w:t>
+      </w:r>
+    </w:p>
+    <w:p>
+      <w:pPr>
+        <w:pStyle w:val="ListParagraph"/>
+        <w:numPr>
+          <w:ilvl w:val="0"/>
+          <w:numId w:val="5"/>
+        </w:numPr>
+        <w:jc w:val="both"/>
+      </w:pPr>
+      <w:r>
+        <w:t xml:space="preserve">A Stream is </w:t>
+      </w:r>
+      <w:r>
+        <w:rPr>
+          <w:b/>
+          <w:bCs/>
+        </w:rPr>
+        <w:t>not a data structure and does not store data</w:t>
+      </w:r>
+      <w:r>
+        <w:t xml:space="preserve">; instead, it provides a way to process elements from a source such as a List, Set, or array. </w:t>
+      </w:r>
+    </w:p>
+    <w:p>
+      <w:pPr>
+        <w:pStyle w:val="ListParagraph"/>
+        <w:numPr>
+          <w:ilvl w:val="0"/>
+          <w:numId w:val="5"/>
+        </w:numPr>
+        <w:jc w:val="both"/>
+      </w:pPr>
+      <w:r>
+        <w:t xml:space="preserve">Streams allow operations such as </w:t>
+      </w:r>
+      <w:r>
+        <w:rPr>
+          <w:b/>
+          <w:bCs/>
+        </w:rPr>
+        <w:t>filtering, mapping, sorting, searching, and reducing</w:t>
+      </w:r>
+      <w:r>
+        <w:t xml:space="preserve"> data without explicitly writing traditional loops. </w:t>
+      </w:r>
+    </w:p>
+    <w:p>
+      <w:pPr>
+        <w:pStyle w:val="ListParagraph"/>
+        <w:numPr>
+          <w:ilvl w:val="0"/>
+          <w:numId w:val="5"/>
+        </w:numPr>
+        <w:jc w:val="both"/>
+      </w:pPr>
+      <w:r>
+        <w:t xml:space="preserve">A Stream follows a </w:t>
+      </w:r>
+      <w:r>
+        <w:rPr>
+          <w:b/>
+          <w:bCs/>
+        </w:rPr>
+        <w:t>pipeline-based approach</w:t>
+      </w:r>
+      <w:r>
+        <w:t xml:space="preserve">, where data passes through a sequence of operations. </w:t>
+      </w:r>
+    </w:p>
+    <w:p>
+      <w:pPr>
+        <w:pStyle w:val="ListParagraph"/>
+        <w:numPr>
+          <w:ilvl w:val="0"/>
+          <w:numId w:val="5"/>
+        </w:numPr>
+        <w:jc w:val="both"/>
+      </w:pPr>
+      <w:r>
+        <w:t xml:space="preserve">Stream operations are mainly divided into </w:t>
+      </w:r>
+      <w:r>
+        <w:rPr>
+          <w:b/>
+          <w:bCs/>
+        </w:rPr>
+        <w:t>intermediate operations</w:t>
+      </w:r>
+      <w:r>
+        <w:t xml:space="preserve"> and </w:t>
+      </w:r>
+      <w:r>
+        <w:rPr>
+          <w:b/>
+          <w:bCs/>
+        </w:rPr>
+        <w:t>terminal operations</w:t>
+      </w:r>
+      <w:r>
+        <w:t xml:space="preserve">. </w:t>
+      </w:r>
+    </w:p>
+    <w:p>
+      <w:pPr>
+        <w:pStyle w:val="ListParagraph"/>
+        <w:numPr>
+          <w:ilvl w:val="0"/>
+          <w:numId w:val="5"/>
+        </w:numPr>
+        <w:jc w:val="both"/>
+      </w:pPr>
+      <w:r>
+        <w:t xml:space="preserve">Intermediate operations such as </w:t>
+      </w:r>
+      <w:proofErr w:type="gramStart"/>
+      <w:r>
+        <w:t>filter(</w:t>
+      </w:r>
+      <w:proofErr w:type="gramEnd"/>
+      <w:r>
+        <w:t xml:space="preserve">), </w:t>
+      </w:r>
+      <w:proofErr w:type="gramStart"/>
+      <w:r>
+        <w:t>map(</w:t>
+      </w:r>
+      <w:proofErr w:type="gramEnd"/>
+      <w:r>
+        <w:t xml:space="preserve">), </w:t>
+      </w:r>
+      <w:proofErr w:type="gramStart"/>
+      <w:r>
+        <w:t>sorted(</w:t>
+      </w:r>
+      <w:proofErr w:type="gramEnd"/>
+      <w:r>
+        <w:t xml:space="preserve">), and </w:t>
+      </w:r>
+      <w:proofErr w:type="gramStart"/>
+      <w:r>
+        <w:t>distinct(</w:t>
+      </w:r>
+      <w:proofErr w:type="gramEnd"/>
+      <w:r>
+        <w:t xml:space="preserve">) transform or process the stream and return another Stream, while terminal operations such as </w:t>
+      </w:r>
+      <w:proofErr w:type="spellStart"/>
+      <w:proofErr w:type="gramStart"/>
+      <w:r>
+        <w:t>forEach</w:t>
+      </w:r>
+      <w:proofErr w:type="spellEnd"/>
+      <w:r>
+        <w:t>(</w:t>
+      </w:r>
+      <w:proofErr w:type="gramEnd"/>
+      <w:r>
+        <w:t xml:space="preserve">), </w:t>
+      </w:r>
+      <w:proofErr w:type="gramStart"/>
+      <w:r>
+        <w:t>collect(</w:t>
+      </w:r>
+      <w:proofErr w:type="gramEnd"/>
+      <w:r>
+        <w:t xml:space="preserve">), </w:t>
+      </w:r>
+      <w:proofErr w:type="gramStart"/>
+      <w:r>
+        <w:t>count(</w:t>
+      </w:r>
+      <w:proofErr w:type="gramEnd"/>
+      <w:r>
+        <w:t xml:space="preserve">), </w:t>
+      </w:r>
+      <w:proofErr w:type="gramStart"/>
+      <w:r>
+        <w:t>reduce(</w:t>
+      </w:r>
+      <w:proofErr w:type="gramEnd"/>
+      <w:r>
+        <w:t xml:space="preserve">), </w:t>
+      </w:r>
+      <w:proofErr w:type="gramStart"/>
+      <w:r>
+        <w:t>min(</w:t>
+      </w:r>
+      <w:proofErr w:type="gramEnd"/>
+      <w:r>
+        <w:t xml:space="preserve">), and </w:t>
+      </w:r>
+      <w:proofErr w:type="gramStart"/>
+      <w:r>
+        <w:t>max(</w:t>
+      </w:r>
+      <w:proofErr w:type="gramEnd"/>
+      <w:r>
+        <w:t>) produce the final result.</w:t>
+      </w:r>
+    </w:p>
+    <w:p>
+      <w:pPr>
+        <w:jc w:val="both"/>
+      </w:pPr>
+    </w:p>
+    <w:p>
+      <w:pPr>
+        <w:jc w:val="both"/>
+      </w:pPr>
+      <w:r>
+        <w:drawing>
+          <wp:inline distT="0" distB="0" distL="0" distR="0" wp14:anchorId="33AE7FE4" wp14:editId="35C97CD3">
+            <wp:extent cx="5731510" cy="2707640"/>
+            <wp:effectExtent l="0" t="0" r="2540" b="0"/>
+            <wp:docPr id="387593932" name="Picture 1"/>
+            <wp:cNvGraphicFramePr>
+              <a:graphicFrameLocks xmlns:a="http://schemas.openxmlformats.org/drawingml/2006/main" noChangeAspect="1"/>
+            </wp:cNvGraphicFramePr>
+            <a:graphic xmlns:a="http://schemas.openxmlformats.org/drawingml/2006/main">
+              <a:graphicData uri="http://schemas.openxmlformats.org/drawingml/2006/picture">
+                <pic:pic xmlns:pic="http://schemas.openxmlformats.org/drawingml/2006/picture">
+                  <pic:nvPicPr>
+                    <pic:cNvPr id="387593932" name=""/>
+                    <pic:cNvPicPr/>
+                  </pic:nvPicPr>
+                  <pic:blipFill>
+                    <a:blip r:embed="rId14"/>
+                    <a:stretch>
+                      <a:fillRect/>
+                    </a:stretch>
+                  </pic:blipFill>
+                  <pic:spPr>
+                    <a:xfrm>
+                      <a:off x="0" y="0"/>
+                      <a:ext cx="5731510" cy="2707640"/>
+                    </a:xfrm>
+                    <a:prstGeom prst="rect">
+                      <a:avLst/>
+                    </a:prstGeom>
+                  </pic:spPr>
+                </pic:pic>
+              </a:graphicData>
+            </a:graphic>
+          </wp:inline>
+        </w:drawing>
+      </w:r>
+    </w:p>
+    <w:p>
+      <w:pPr>
+        <w:jc w:val="both"/>
+      </w:pPr>
+    </w:p>
+    <w:p>
+      <w:pPr>
+        <w:jc w:val="both"/>
+      </w:pPr>
+      <w:r>
+        <w:drawing>
+          <wp:inline distT="0" distB="0" distL="0" distR="0" wp14:anchorId="3D24566C" wp14:editId="541DB82A">
+            <wp:extent cx="5731510" cy="2620010"/>
+            <wp:effectExtent l="0" t="0" r="2540" b="8890"/>
+            <wp:docPr id="1507751571" name="Picture 1"/>
+            <wp:cNvGraphicFramePr>
+              <a:graphicFrameLocks xmlns:a="http://schemas.openxmlformats.org/drawingml/2006/main" noChangeAspect="1"/>
+            </wp:cNvGraphicFramePr>
+            <a:graphic xmlns:a="http://schemas.openxmlformats.org/drawingml/2006/main">
+              <a:graphicData uri="http://schemas.openxmlformats.org/drawingml/2006/picture">
+                <pic:pic xmlns:pic="http://schemas.openxmlformats.org/drawingml/2006/picture">
+                  <pic:nvPicPr>
+                    <pic:cNvPr id="1507751571" name=""/>
+                    <pic:cNvPicPr/>
+                  </pic:nvPicPr>
+                  <pic:blipFill>
+                    <a:blip r:embed="rId15"/>
+                    <a:stretch>
+                      <a:fillRect/>
+                    </a:stretch>
+                  </pic:blipFill>
+                  <pic:spPr>
+                    <a:xfrm>
+                      <a:off x="0" y="0"/>
+                      <a:ext cx="5731510" cy="2620010"/>
+                    </a:xfrm>
+                    <a:prstGeom prst="rect">
+                      <a:avLst/>
+                    </a:prstGeom>
+                  </pic:spPr>
+                </pic:pic>
+              </a:graphicData>
+            </a:graphic>
+          </wp:inline>
+        </w:drawing>
+      </w:r>
     </w:p>
     <w:p>
       <w:pPr>
@@ -172,6 +1836,119 @@
 <file path=word/numbering.xml><?xml version="1.0" encoding="utf-8"?>
 <w:numbering xmlns:wpc="http://schemas.microsoft.com/office/word/2010/wordprocessingCanvas" xmlns:cx="http://schemas.microsoft.com/office/drawing/2014/chartex" xmlns:cx1="http://schemas.microsoft.com/office/drawing/2015/9/8/chartex" xmlns:cx2="http://schemas.microsoft.com/office/drawing/2015/10/21/chartex" xmlns:cx3="http://schemas.microsoft.com/office/drawing/2016/5/9/chartex" xmlns:cx4="http://schemas.microsoft.com/office/drawing/2016/5/10/chartex" xmlns:cx5="http://schemas.microsoft.com/office/drawing/2016/5/11/chartex" xmlns:cx6="http://schemas.microsoft.com/office/drawing/2016/5/12/chartex" xmlns:cx7="http://schemas.microsoft.com/office/drawing/2016/5/13/chartex" xmlns:cx8="http://schemas.microsoft.com/office/drawing/2016/5/14/chartex" xmlns:mc="http://schemas.openxmlformats.org/markup-compatibility/2006" xmlns:aink="http://schemas.microsoft.com/office/drawing/2016/ink" xmlns:am3d="http://schemas.microsoft.com/office/drawing/2017/model3d" xmlns:o="urn:schemas-microsoft-com:office:office" xmlns:oel="http://schemas.microsoft.com/office/2019/extlst" xmlns:r="http://schemas.openxmlformats.org/officeDocument/2006/relationships" xmlns:m="http://schemas.openxmlformats.org/officeDocument/2006/math" xmlns:v="urn:schemas-microsoft-com:vml" xmlns:wp14="http://schemas.microsoft.com/office/word/2010/wordprocessingDrawing" xmlns:wp="http://schemas.openxmlformats.org/drawingml/2006/wordprocessingDrawing" xmlns:w10="urn:schemas-microsoft-com:office:word" xmlns:w="http://schemas.openxmlformats.org/wordprocessingml/2006/main" xmlns:w14="http://schemas.microsoft.com/office/word/2010/wordml" xmlns:w15="http://schemas.microsoft.com/office/word/2012/wordml" xmlns:w16cex="http://schemas.microsoft.com/office/word/2018/wordml/cex" xmlns:w16cid="http://schemas.microsoft.com/office/word/2016/wordml/cid" xmlns:w16="http://schemas.microsoft.com/office/word/2018/wordml" xmlns:w16du="http://schemas.microsoft.com/office/word/2023/wordml/word16du" xmlns:w16sdtdh="http://schemas.microsoft.com/office/word/2020/wordml/sdtdatahash" xmlns:w16sdtfl="http://schemas.microsoft.com/office/word/2024/wordml/sdtformatlock" xmlns:w16se="http://schemas.microsoft.com/office/word/2015/wordml/symex" xmlns:wpg="http://schemas.microsoft.com/office/word/2010/wordprocessingGroup" xmlns:wpi="http://schemas.microsoft.com/office/word/2010/wordprocessingInk" xmlns:wne="http://schemas.microsoft.com/office/word/2006/wordml" xmlns:wps="http://schemas.microsoft.com/office/word/2010/wordprocessingShape" mc:Ignorable="w14 w15 w16se w16cid w16 w16cex w16sdtdh w16sdtfl w16du wp14">
   <w:abstractNum w:abstractNumId="0" w15:restartNumberingAfterBreak="0">
+    <w:nsid w:val="20407678"/>
+    <w:multiLevelType w:val="multilevel"/>
+    <w:tmpl w:val="5B02BD18"/>
+    <w:lvl w:ilvl="0">
+      <w:start w:val="1"/>
+      <w:numFmt w:val="decimal"/>
+      <w:lvlText w:val="%1."/>
+      <w:lvlJc w:val="left"/>
+      <w:pPr>
+        <w:tabs>
+          <w:tab w:val="num" w:pos="720"/>
+        </w:tabs>
+        <w:ind w:left="720" w:hanging="360"/>
+      </w:pPr>
+    </w:lvl>
+    <w:lvl w:ilvl="1" w:tentative="1">
+      <w:start w:val="1"/>
+      <w:numFmt w:val="decimal"/>
+      <w:lvlText w:val="%2."/>
+      <w:lvlJc w:val="left"/>
+      <w:pPr>
+        <w:tabs>
+          <w:tab w:val="num" w:pos="1440"/>
+        </w:tabs>
+        <w:ind w:left="1440" w:hanging="360"/>
+      </w:pPr>
+    </w:lvl>
+    <w:lvl w:ilvl="2" w:tentative="1">
+      <w:start w:val="1"/>
+      <w:numFmt w:val="decimal"/>
+      <w:lvlText w:val="%3."/>
+      <w:lvlJc w:val="left"/>
+      <w:pPr>
+        <w:tabs>
+          <w:tab w:val="num" w:pos="2160"/>
+        </w:tabs>
+        <w:ind w:left="2160" w:hanging="360"/>
+      </w:pPr>
+    </w:lvl>
+    <w:lvl w:ilvl="3" w:tentative="1">
+      <w:start w:val="1"/>
+      <w:numFmt w:val="decimal"/>
+      <w:lvlText w:val="%4."/>
+      <w:lvlJc w:val="left"/>
+      <w:pPr>
+        <w:tabs>
+          <w:tab w:val="num" w:pos="2880"/>
+        </w:tabs>
+        <w:ind w:left="2880" w:hanging="360"/>
+      </w:pPr>
+    </w:lvl>
+    <w:lvl w:ilvl="4" w:tentative="1">
+      <w:start w:val="1"/>
+      <w:numFmt w:val="decimal"/>
+      <w:lvlText w:val="%5."/>
+      <w:lvlJc w:val="left"/>
+      <w:pPr>
+        <w:tabs>
+          <w:tab w:val="num" w:pos="3600"/>
+        </w:tabs>
+        <w:ind w:left="3600" w:hanging="360"/>
+      </w:pPr>
+    </w:lvl>
+    <w:lvl w:ilvl="5" w:tentative="1">
+      <w:start w:val="1"/>
+      <w:numFmt w:val="decimal"/>
+      <w:lvlText w:val="%6."/>
+      <w:lvlJc w:val="left"/>
+      <w:pPr>
+        <w:tabs>
+          <w:tab w:val="num" w:pos="4320"/>
+        </w:tabs>
+        <w:ind w:left="4320" w:hanging="360"/>
+      </w:pPr>
+    </w:lvl>
+    <w:lvl w:ilvl="6" w:tentative="1">
+      <w:start w:val="1"/>
+      <w:numFmt w:val="decimal"/>
+      <w:lvlText w:val="%7."/>
+      <w:lvlJc w:val="left"/>
+      <w:pPr>
+        <w:tabs>
+          <w:tab w:val="num" w:pos="5040"/>
+        </w:tabs>
+        <w:ind w:left="5040" w:hanging="360"/>
+      </w:pPr>
+    </w:lvl>
+    <w:lvl w:ilvl="7" w:tentative="1">
+      <w:start w:val="1"/>
+      <w:numFmt w:val="decimal"/>
+      <w:lvlText w:val="%8."/>
+      <w:lvlJc w:val="left"/>
+      <w:pPr>
+        <w:tabs>
+          <w:tab w:val="num" w:pos="5760"/>
+        </w:tabs>
+        <w:ind w:left="5760" w:hanging="360"/>
+      </w:pPr>
+    </w:lvl>
+    <w:lvl w:ilvl="8" w:tentative="1">
+      <w:start w:val="1"/>
+      <w:numFmt w:val="decimal"/>
+      <w:lvlText w:val="%9."/>
+      <w:lvlJc w:val="left"/>
+      <w:pPr>
+        <w:tabs>
+          <w:tab w:val="num" w:pos="6480"/>
+        </w:tabs>
+        <w:ind w:left="6480" w:hanging="360"/>
+      </w:pPr>
+    </w:lvl>
+  </w:abstractNum>
+  <w:abstractNum w:abstractNumId="1" w15:restartNumberingAfterBreak="0">
     <w:nsid w:val="29381207"/>
     <w:multiLevelType w:val="hybridMultilevel"/>
     <w:tmpl w:val="715C56B0"/>
@@ -284,7 +2061,120 @@
       </w:rPr>
     </w:lvl>
   </w:abstractNum>
-  <w:abstractNum w:abstractNumId="1" w15:restartNumberingAfterBreak="0">
+  <w:abstractNum w:abstractNumId="2" w15:restartNumberingAfterBreak="0">
+    <w:nsid w:val="61442DBB"/>
+    <w:multiLevelType w:val="hybridMultilevel"/>
+    <w:tmpl w:val="4D96CC20"/>
+    <w:lvl w:ilvl="0" w:tplc="40090001">
+      <w:start w:val="1"/>
+      <w:numFmt w:val="bullet"/>
+      <w:lvlText w:val=""/>
+      <w:lvlJc w:val="left"/>
+      <w:pPr>
+        <w:ind w:left="720" w:hanging="360"/>
+      </w:pPr>
+      <w:rPr>
+        <w:rFonts w:ascii="Symbol" w:hAnsi="Symbol" w:hint="default"/>
+      </w:rPr>
+    </w:lvl>
+    <w:lvl w:ilvl="1" w:tplc="40090003" w:tentative="1">
+      <w:start w:val="1"/>
+      <w:numFmt w:val="bullet"/>
+      <w:lvlText w:val="o"/>
+      <w:lvlJc w:val="left"/>
+      <w:pPr>
+        <w:ind w:left="1440" w:hanging="360"/>
+      </w:pPr>
+      <w:rPr>
+        <w:rFonts w:ascii="Courier New" w:hAnsi="Courier New" w:cs="Courier New" w:hint="default"/>
+      </w:rPr>
+    </w:lvl>
+    <w:lvl w:ilvl="2" w:tplc="40090005" w:tentative="1">
+      <w:start w:val="1"/>
+      <w:numFmt w:val="bullet"/>
+      <w:lvlText w:val=""/>
+      <w:lvlJc w:val="left"/>
+      <w:pPr>
+        <w:ind w:left="2160" w:hanging="360"/>
+      </w:pPr>
+      <w:rPr>
+        <w:rFonts w:ascii="Wingdings" w:hAnsi="Wingdings" w:hint="default"/>
+      </w:rPr>
+    </w:lvl>
+    <w:lvl w:ilvl="3" w:tplc="40090001" w:tentative="1">
+      <w:start w:val="1"/>
+      <w:numFmt w:val="bullet"/>
+      <w:lvlText w:val=""/>
+      <w:lvlJc w:val="left"/>
+      <w:pPr>
+        <w:ind w:left="2880" w:hanging="360"/>
+      </w:pPr>
+      <w:rPr>
+        <w:rFonts w:ascii="Symbol" w:hAnsi="Symbol" w:hint="default"/>
+      </w:rPr>
+    </w:lvl>
+    <w:lvl w:ilvl="4" w:tplc="40090003" w:tentative="1">
+      <w:start w:val="1"/>
+      <w:numFmt w:val="bullet"/>
+      <w:lvlText w:val="o"/>
+      <w:lvlJc w:val="left"/>
+      <w:pPr>
+        <w:ind w:left="3600" w:hanging="360"/>
+      </w:pPr>
+      <w:rPr>
+        <w:rFonts w:ascii="Courier New" w:hAnsi="Courier New" w:cs="Courier New" w:hint="default"/>
+      </w:rPr>
+    </w:lvl>
+    <w:lvl w:ilvl="5" w:tplc="40090005" w:tentative="1">
+      <w:start w:val="1"/>
+      <w:numFmt w:val="bullet"/>
+      <w:lvlText w:val=""/>
+      <w:lvlJc w:val="left"/>
+      <w:pPr>
+        <w:ind w:left="4320" w:hanging="360"/>
+      </w:pPr>
+      <w:rPr>
+        <w:rFonts w:ascii="Wingdings" w:hAnsi="Wingdings" w:hint="default"/>
+      </w:rPr>
+    </w:lvl>
+    <w:lvl w:ilvl="6" w:tplc="40090001" w:tentative="1">
+      <w:start w:val="1"/>
+      <w:numFmt w:val="bullet"/>
+      <w:lvlText w:val=""/>
+      <w:lvlJc w:val="left"/>
+      <w:pPr>
+        <w:ind w:left="5040" w:hanging="360"/>
+      </w:pPr>
+      <w:rPr>
+        <w:rFonts w:ascii="Symbol" w:hAnsi="Symbol" w:hint="default"/>
+      </w:rPr>
+    </w:lvl>
+    <w:lvl w:ilvl="7" w:tplc="40090003" w:tentative="1">
+      <w:start w:val="1"/>
+      <w:numFmt w:val="bullet"/>
+      <w:lvlText w:val="o"/>
+      <w:lvlJc w:val="left"/>
+      <w:pPr>
+        <w:ind w:left="5760" w:hanging="360"/>
+      </w:pPr>
+      <w:rPr>
+        <w:rFonts w:ascii="Courier New" w:hAnsi="Courier New" w:cs="Courier New" w:hint="default"/>
+      </w:rPr>
+    </w:lvl>
+    <w:lvl w:ilvl="8" w:tplc="40090005" w:tentative="1">
+      <w:start w:val="1"/>
+      <w:numFmt w:val="bullet"/>
+      <w:lvlText w:val=""/>
+      <w:lvlJc w:val="left"/>
+      <w:pPr>
+        <w:ind w:left="6480" w:hanging="360"/>
+      </w:pPr>
+      <w:rPr>
+        <w:rFonts w:ascii="Wingdings" w:hAnsi="Wingdings" w:hint="default"/>
+      </w:rPr>
+    </w:lvl>
+  </w:abstractNum>
+  <w:abstractNum w:abstractNumId="3" w15:restartNumberingAfterBreak="0">
     <w:nsid w:val="6F8467FF"/>
     <w:multiLevelType w:val="hybridMultilevel"/>
     <w:tmpl w:val="C4AC9A8A"/>
@@ -397,11 +2287,133 @@
       </w:rPr>
     </w:lvl>
   </w:abstractNum>
+  <w:abstractNum w:abstractNumId="4" w15:restartNumberingAfterBreak="0">
+    <w:nsid w:val="7BEC5B35"/>
+    <w:multiLevelType w:val="hybridMultilevel"/>
+    <w:tmpl w:val="703E56E8"/>
+    <w:lvl w:ilvl="0" w:tplc="C42A208E">
+      <w:numFmt w:val="bullet"/>
+      <w:lvlText w:val="-"/>
+      <w:lvlJc w:val="left"/>
+      <w:pPr>
+        <w:ind w:left="720" w:hanging="360"/>
+      </w:pPr>
+      <w:rPr>
+        <w:rFonts w:ascii="Calibri" w:eastAsiaTheme="minorHAnsi" w:hAnsi="Calibri" w:cs="Calibri" w:hint="default"/>
+        <w:b/>
+      </w:rPr>
+    </w:lvl>
+    <w:lvl w:ilvl="1" w:tplc="40090003" w:tentative="1">
+      <w:start w:val="1"/>
+      <w:numFmt w:val="bullet"/>
+      <w:lvlText w:val="o"/>
+      <w:lvlJc w:val="left"/>
+      <w:pPr>
+        <w:ind w:left="1440" w:hanging="360"/>
+      </w:pPr>
+      <w:rPr>
+        <w:rFonts w:ascii="Courier New" w:hAnsi="Courier New" w:cs="Courier New" w:hint="default"/>
+      </w:rPr>
+    </w:lvl>
+    <w:lvl w:ilvl="2" w:tplc="40090005" w:tentative="1">
+      <w:start w:val="1"/>
+      <w:numFmt w:val="bullet"/>
+      <w:lvlText w:val=""/>
+      <w:lvlJc w:val="left"/>
+      <w:pPr>
+        <w:ind w:left="2160" w:hanging="360"/>
+      </w:pPr>
+      <w:rPr>
+        <w:rFonts w:ascii="Wingdings" w:hAnsi="Wingdings" w:hint="default"/>
+      </w:rPr>
+    </w:lvl>
+    <w:lvl w:ilvl="3" w:tplc="40090001" w:tentative="1">
+      <w:start w:val="1"/>
+      <w:numFmt w:val="bullet"/>
+      <w:lvlText w:val=""/>
+      <w:lvlJc w:val="left"/>
+      <w:pPr>
+        <w:ind w:left="2880" w:hanging="360"/>
+      </w:pPr>
+      <w:rPr>
+        <w:rFonts w:ascii="Symbol" w:hAnsi="Symbol" w:hint="default"/>
+      </w:rPr>
+    </w:lvl>
+    <w:lvl w:ilvl="4" w:tplc="40090003" w:tentative="1">
+      <w:start w:val="1"/>
+      <w:numFmt w:val="bullet"/>
+      <w:lvlText w:val="o"/>
+      <w:lvlJc w:val="left"/>
+      <w:pPr>
+        <w:ind w:left="3600" w:hanging="360"/>
+      </w:pPr>
+      <w:rPr>
+        <w:rFonts w:ascii="Courier New" w:hAnsi="Courier New" w:cs="Courier New" w:hint="default"/>
+      </w:rPr>
+    </w:lvl>
+    <w:lvl w:ilvl="5" w:tplc="40090005" w:tentative="1">
+      <w:start w:val="1"/>
+      <w:numFmt w:val="bullet"/>
+      <w:lvlText w:val=""/>
+      <w:lvlJc w:val="left"/>
+      <w:pPr>
+        <w:ind w:left="4320" w:hanging="360"/>
+      </w:pPr>
+      <w:rPr>
+        <w:rFonts w:ascii="Wingdings" w:hAnsi="Wingdings" w:hint="default"/>
+      </w:rPr>
+    </w:lvl>
+    <w:lvl w:ilvl="6" w:tplc="40090001" w:tentative="1">
+      <w:start w:val="1"/>
+      <w:numFmt w:val="bullet"/>
+      <w:lvlText w:val=""/>
+      <w:lvlJc w:val="left"/>
+      <w:pPr>
+        <w:ind w:left="5040" w:hanging="360"/>
+      </w:pPr>
+      <w:rPr>
+        <w:rFonts w:ascii="Symbol" w:hAnsi="Symbol" w:hint="default"/>
+      </w:rPr>
+    </w:lvl>
+    <w:lvl w:ilvl="7" w:tplc="40090003" w:tentative="1">
+      <w:start w:val="1"/>
+      <w:numFmt w:val="bullet"/>
+      <w:lvlText w:val="o"/>
+      <w:lvlJc w:val="left"/>
+      <w:pPr>
+        <w:ind w:left="5760" w:hanging="360"/>
+      </w:pPr>
+      <w:rPr>
+        <w:rFonts w:ascii="Courier New" w:hAnsi="Courier New" w:cs="Courier New" w:hint="default"/>
+      </w:rPr>
+    </w:lvl>
+    <w:lvl w:ilvl="8" w:tplc="40090005" w:tentative="1">
+      <w:start w:val="1"/>
+      <w:numFmt w:val="bullet"/>
+      <w:lvlText w:val=""/>
+      <w:lvlJc w:val="left"/>
+      <w:pPr>
+        <w:ind w:left="6480" w:hanging="360"/>
+      </w:pPr>
+      <w:rPr>
+        <w:rFonts w:ascii="Wingdings" w:hAnsi="Wingdings" w:hint="default"/>
+      </w:rPr>
+    </w:lvl>
+  </w:abstractNum>
   <w:num w:numId="1" w16cid:durableId="429011895">
+    <w:abstractNumId w:val="1"/>
+  </w:num>
+  <w:num w:numId="2" w16cid:durableId="240524799">
+    <w:abstractNumId w:val="3"/>
+  </w:num>
+  <w:num w:numId="3" w16cid:durableId="1762751313">
     <w:abstractNumId w:val="0"/>
   </w:num>
-  <w:num w:numId="2" w16cid:durableId="240524799">
-    <w:abstractNumId w:val="1"/>
+  <w:num w:numId="4" w16cid:durableId="1932929382">
+    <w:abstractNumId w:val="2"/>
+  </w:num>
+  <w:num w:numId="5" w16cid:durableId="864947559">
+    <w:abstractNumId w:val="4"/>
   </w:num>
 </w:numbering>
 </file>
